--- a/Data Science-INCOEX/Spanish/Manejo de Preparacion de Datos/Exam/SQL/Codigo completo.docx
+++ b/Data Science-INCOEX/Spanish/Manejo de Preparacion de Datos/Exam/SQL/Codigo completo.docx
@@ -16,8 +16,6 @@
         </w:rPr>
         <w:t>----</w:t>
       </w:r>
-      <w:bookmarkStart w:id="0" w:name="_GoBack"/>
-      <w:bookmarkEnd w:id="0"/>
       <w:r>
         <w:rPr>
           <w:rFonts w:hint="default"/>
@@ -6672,60 +6670,62 @@
         <w:rPr>
           <w:rFonts w:hint="default"/>
         </w:rPr>
+        <w:t>SELECT * FROM dbo.carrera;</w:t>
+      </w:r>
+    </w:p>
+    <w:p>
+      <w:pPr>
+        <w:rPr>
+          <w:rFonts w:hint="default"/>
+        </w:rPr>
+      </w:pPr>
+      <w:r>
+        <w:rPr>
+          <w:rFonts w:hint="default"/>
+        </w:rPr>
+        <w:t>SELECT * FROM dbo.profesor;</w:t>
+      </w:r>
+    </w:p>
+    <w:p>
+      <w:pPr>
+        <w:rPr>
+          <w:rFonts w:hint="default"/>
+        </w:rPr>
+      </w:pPr>
+      <w:r>
+        <w:rPr>
+          <w:rFonts w:hint="default"/>
+        </w:rPr>
+        <w:t>SELECT * FROM dbo.estudiante;</w:t>
+      </w:r>
+    </w:p>
+    <w:p>
+      <w:pPr>
+        <w:rPr>
+          <w:rFonts w:hint="default"/>
+        </w:rPr>
+      </w:pPr>
+      <w:r>
+        <w:rPr>
+          <w:rFonts w:hint="default"/>
+        </w:rPr>
+        <w:t>SELECT * FROM dbo.curso;</w:t>
+      </w:r>
+    </w:p>
+    <w:p>
+      <w:pPr>
+        <w:rPr>
+          <w:rFonts w:hint="default"/>
+        </w:rPr>
+      </w:pPr>
+      <w:r>
+        <w:rPr>
+          <w:rFonts w:hint="default"/>
+        </w:rPr>
         <w:t>SELECT * FROM dbo.facultad;</w:t>
       </w:r>
-    </w:p>
-    <w:p>
-      <w:pPr>
-        <w:rPr>
-          <w:rFonts w:hint="default"/>
-        </w:rPr>
-      </w:pPr>
-      <w:r>
-        <w:rPr>
-          <w:rFonts w:hint="default"/>
-        </w:rPr>
-        <w:t>SELECT * FROM dbo.carrera;</w:t>
-      </w:r>
-    </w:p>
-    <w:p>
-      <w:pPr>
-        <w:rPr>
-          <w:rFonts w:hint="default"/>
-        </w:rPr>
-      </w:pPr>
-      <w:r>
-        <w:rPr>
-          <w:rFonts w:hint="default"/>
-        </w:rPr>
-        <w:t>SELECT * FROM dbo.profesor;</w:t>
-      </w:r>
-    </w:p>
-    <w:p>
-      <w:pPr>
-        <w:rPr>
-          <w:rFonts w:hint="default"/>
-        </w:rPr>
-      </w:pPr>
-      <w:r>
-        <w:rPr>
-          <w:rFonts w:hint="default"/>
-        </w:rPr>
-        <w:t>SELECT * FROM dbo.estudiante;</w:t>
-      </w:r>
-    </w:p>
-    <w:p>
-      <w:pPr>
-        <w:rPr>
-          <w:rFonts w:hint="default"/>
-        </w:rPr>
-      </w:pPr>
-      <w:r>
-        <w:rPr>
-          <w:rFonts w:hint="default"/>
-        </w:rPr>
-        <w:t>SELECT * FROM dbo.curso;</w:t>
-      </w:r>
+      <w:bookmarkStart w:id="0" w:name="_GoBack"/>
+      <w:bookmarkEnd w:id="0"/>
     </w:p>
     <w:p>
       <w:pPr>
